--- a/grade8/Fluency-Lab-Package/module-materials/Module-4-Fractions/FluencyLab_M4_AddSub_Light.docx
+++ b/grade8/Fluency-Lab-Package/module-materials/Module-4-Fractions/FluencyLab_M4_AddSub_Light.docx
@@ -49,6 +49,9 @@
         <w:gridCol w:w="5960"/>
       </w:tblGrid>
       <w:tr>
+        <w:trPr>
+          <w:cantSplit/>
+        </w:trPr>
         <w:tc>
           <w:tcPr>
             <w:tcW w:type="dxa" w:w="3400"/>
@@ -155,6 +158,9 @@
         <w:gridCol w:w="9360"/>
       </w:tblGrid>
       <w:tr>
+        <w:trPr>
+          <w:cantSplit/>
+        </w:trPr>
         <w:tc>
           <w:tcPr>
             <w:tcW w:type="dxa" w:w="9360"/>
@@ -889,7 +895,7 @@
           <w:sz w:val="22"/>
           <w:szCs w:val="22"/>
         </w:rPr>
-        <w:t xml:space="preserve">Different bottoms → common denominator → rewrite both → add or subtract the tops → simplify. Never add the bottoms.</w:t>
+        <w:t xml:space="preserve">Common denominator first. Never add the bottoms.</w:t>
       </w:r>
     </w:p>
     <w:p>
@@ -905,7 +911,7 @@
           <w:sz w:val="26"/>
           <w:szCs w:val="26"/>
         </w:rPr>
-        <w:t xml:space="preserve">Copy the move — worked, then your turn</w:t>
+        <w:t xml:space="preserve">Copy the move</w:t>
       </w:r>
     </w:p>
     <w:tbl>
@@ -925,6 +931,9 @@
         <w:gridCol w:w="4680"/>
       </w:tblGrid>
       <w:tr>
+        <w:trPr>
+          <w:cantSplit/>
+        </w:trPr>
         <w:tc>
           <w:tcPr>
             <w:tcW w:type="dxa" w:w="4680"/>
@@ -1408,7 +1417,7 @@
           </w:p>
           <w:tbl>
             <w:tblPr>
-              <w:tblW w:type="dxa" w:w="2960"/>
+              <w:tblW w:type="dxa" w:w="3180"/>
               <w:jc w:val="left"/>
               <w:tblBorders>
                 <w:top w:val="single" w:color="auto" w:sz="4"/>
@@ -1424,7 +1433,7 @@
               <w:gridCol w:w="520"/>
               <w:gridCol w:w="700"/>
               <w:gridCol w:w="520"/>
-              <w:gridCol w:w="520"/>
+              <w:gridCol w:w="740"/>
             </w:tblGrid>
             <w:tr>
               <w:tc>
@@ -1713,36 +1722,111 @@
               </w:tc>
               <w:tc>
                 <w:tcPr>
-                  <w:tcW w:type="dxa" w:w="520"/>
-                  <w:tcBorders>
-                    <w:top w:val="none" w:color="FFFFFF" w:sz="0"/>
-                    <w:left w:val="none" w:color="FFFFFF" w:sz="0"/>
-                    <w:bottom w:val="none" w:color="FFFFFF" w:sz="0"/>
-                    <w:right w:val="none" w:color="FFFFFF" w:sz="0"/>
-                  </w:tcBorders>
-                  <w:tcMar>
-                    <w:top w:type="dxa" w:w="30"/>
-                    <w:left w:type="dxa" w:w="10"/>
-                    <w:bottom w:type="dxa" w:w="30"/>
-                    <w:right w:type="dxa" w:w="10"/>
-                  </w:tcMar>
-                  <w:vAlign w:val="center"/>
-                </w:tcPr>
-                <w:p>
-                  <w:pPr>
-                    <w:jc w:val="center"/>
-                  </w:pPr>
-                  <w:r>
-                    <w:rPr>
-                      <w:b/>
-                      <w:bCs/>
-                      <w:color w:val="1A1A1A"/>
-                      <w:sz w:val="22"/>
-                      <w:szCs w:val="22"/>
-                    </w:rPr>
-                    <w:t xml:space="preserve">____</w:t>
-                  </w:r>
-                </w:p>
+                  <w:tcW w:type="dxa" w:w="740"/>
+                  <w:tcBorders>
+                    <w:top w:val="none" w:color="FFFFFF" w:sz="0"/>
+                    <w:left w:val="none" w:color="FFFFFF" w:sz="0"/>
+                    <w:bottom w:val="none" w:color="FFFFFF" w:sz="0"/>
+                    <w:right w:val="none" w:color="FFFFFF" w:sz="0"/>
+                  </w:tcBorders>
+                  <w:tcMar>
+                    <w:top w:type="dxa" w:w="30"/>
+                    <w:left w:type="dxa" w:w="20"/>
+                    <w:bottom w:type="dxa" w:w="30"/>
+                    <w:right w:type="dxa" w:w="20"/>
+                  </w:tcMar>
+                  <w:vAlign w:val="center"/>
+                </w:tcPr>
+                <w:tbl>
+                  <w:tblPr>
+                    <w:tblW w:type="dxa" w:w="640"/>
+                    <w:jc w:val="center"/>
+                    <w:tblBorders>
+                      <w:top w:val="single" w:color="auto" w:sz="4"/>
+                      <w:left w:val="single" w:color="auto" w:sz="4"/>
+                      <w:bottom w:val="single" w:color="auto" w:sz="4"/>
+                      <w:right w:val="single" w:color="auto" w:sz="4"/>
+                      <w:insideH w:val="none" w:color="FFFFFF" w:sz="0"/>
+                      <w:insideV w:val="single" w:color="auto" w:sz="4"/>
+                    </w:tblBorders>
+                  </w:tblPr>
+                  <w:tblGrid>
+                    <w:gridCol w:w="640"/>
+                  </w:tblGrid>
+                  <w:tr>
+                    <w:tc>
+                      <w:tcPr>
+                        <w:tcW w:type="dxa" w:w="520"/>
+                        <w:tcBorders>
+                          <w:top w:val="dashed" w:color="9AA3B5" w:sz="6"/>
+                          <w:left w:val="dashed" w:color="9AA3B5" w:sz="6"/>
+                          <w:bottom w:val="single" w:color="1A1A1A" w:sz="8"/>
+                          <w:right w:val="dashed" w:color="9AA3B5" w:sz="6"/>
+                        </w:tcBorders>
+                        <w:tcMar>
+                          <w:top w:type="dxa" w:w="0"/>
+                          <w:left w:type="dxa" w:w="30"/>
+                          <w:bottom w:type="dxa" w:w="0"/>
+                          <w:right w:type="dxa" w:w="30"/>
+                        </w:tcMar>
+                      </w:tcPr>
+                      <w:p>
+                        <w:pPr>
+                          <w:spacing w:after="0" w:line="250"/>
+                          <w:jc w:val="center"/>
+                        </w:pPr>
+                        <w:r>
+                          <w:rPr>
+                            <w:rFonts w:ascii="Consolas" w:cs="Consolas" w:eastAsia="Consolas" w:hAnsi="Consolas"/>
+                            <w:b/>
+                            <w:bCs/>
+                            <w:color w:val="1A1A1A"/>
+                            <w:sz w:val="26"/>
+                            <w:szCs w:val="26"/>
+                          </w:rPr>
+                          <w:t xml:space="preserve">   </w:t>
+                        </w:r>
+                      </w:p>
+                    </w:tc>
+                  </w:tr>
+                  <w:tr>
+                    <w:tc>
+                      <w:tcPr>
+                        <w:tcW w:type="dxa" w:w="520"/>
+                        <w:tcBorders>
+                          <w:top w:val="none" w:color="FFFFFF" w:sz="0"/>
+                          <w:left w:val="dashed" w:color="9AA3B5" w:sz="6"/>
+                          <w:bottom w:val="dashed" w:color="9AA3B5" w:sz="6"/>
+                          <w:right w:val="dashed" w:color="9AA3B5" w:sz="6"/>
+                        </w:tcBorders>
+                        <w:tcMar>
+                          <w:top w:type="dxa" w:w="0"/>
+                          <w:left w:type="dxa" w:w="30"/>
+                          <w:bottom w:type="dxa" w:w="0"/>
+                          <w:right w:type="dxa" w:w="30"/>
+                        </w:tcMar>
+                      </w:tcPr>
+                      <w:p>
+                        <w:pPr>
+                          <w:spacing w:after="0" w:line="250"/>
+                          <w:jc w:val="center"/>
+                        </w:pPr>
+                        <w:r>
+                          <w:rPr>
+                            <w:rFonts w:ascii="Consolas" w:cs="Consolas" w:eastAsia="Consolas" w:hAnsi="Consolas"/>
+                            <w:b/>
+                            <w:bCs/>
+                            <w:color w:val="1A1A1A"/>
+                            <w:sz w:val="26"/>
+                            <w:szCs w:val="26"/>
+                          </w:rPr>
+                          <w:t xml:space="preserve">   </w:t>
+                        </w:r>
+                      </w:p>
+                    </w:tc>
+                  </w:tr>
+                </w:tbl>
+                <w:p/>
               </w:tc>
             </w:tr>
           </w:tbl>
@@ -1750,6 +1834,9 @@
         </w:tc>
       </w:tr>
       <w:tr>
+        <w:trPr>
+          <w:cantSplit/>
+        </w:trPr>
         <w:tc>
           <w:tcPr>
             <w:tcW w:type="dxa" w:w="4680"/>
@@ -1941,7 +2028,7 @@
                       <w:sz w:val="26"/>
                       <w:szCs w:val="26"/>
                     </w:rPr>
-                    <w:t xml:space="preserve">-</w:t>
+                    <w:t xml:space="preserve">−</w:t>
                   </w:r>
                 </w:p>
               </w:tc>
@@ -2233,7 +2320,7 @@
           </w:p>
           <w:tbl>
             <w:tblPr>
-              <w:tblW w:type="dxa" w:w="2960"/>
+              <w:tblW w:type="dxa" w:w="3180"/>
               <w:jc w:val="left"/>
               <w:tblBorders>
                 <w:top w:val="single" w:color="auto" w:sz="4"/>
@@ -2249,7 +2336,7 @@
               <w:gridCol w:w="520"/>
               <w:gridCol w:w="700"/>
               <w:gridCol w:w="520"/>
-              <w:gridCol w:w="520"/>
+              <w:gridCol w:w="740"/>
             </w:tblGrid>
             <w:tr>
               <w:tc>
@@ -2390,7 +2477,7 @@
                       <w:sz w:val="26"/>
                       <w:szCs w:val="26"/>
                     </w:rPr>
-                    <w:t xml:space="preserve">-</w:t>
+                    <w:t xml:space="preserve">−</w:t>
                   </w:r>
                 </w:p>
               </w:tc>
@@ -2538,36 +2625,111 @@
               </w:tc>
               <w:tc>
                 <w:tcPr>
-                  <w:tcW w:type="dxa" w:w="520"/>
-                  <w:tcBorders>
-                    <w:top w:val="none" w:color="FFFFFF" w:sz="0"/>
-                    <w:left w:val="none" w:color="FFFFFF" w:sz="0"/>
-                    <w:bottom w:val="none" w:color="FFFFFF" w:sz="0"/>
-                    <w:right w:val="none" w:color="FFFFFF" w:sz="0"/>
-                  </w:tcBorders>
-                  <w:tcMar>
-                    <w:top w:type="dxa" w:w="30"/>
-                    <w:left w:type="dxa" w:w="10"/>
-                    <w:bottom w:type="dxa" w:w="30"/>
-                    <w:right w:type="dxa" w:w="10"/>
-                  </w:tcMar>
-                  <w:vAlign w:val="center"/>
-                </w:tcPr>
-                <w:p>
-                  <w:pPr>
-                    <w:jc w:val="center"/>
-                  </w:pPr>
-                  <w:r>
-                    <w:rPr>
-                      <w:b/>
-                      <w:bCs/>
-                      <w:color w:val="1A1A1A"/>
-                      <w:sz w:val="22"/>
-                      <w:szCs w:val="22"/>
-                    </w:rPr>
-                    <w:t xml:space="preserve">____</w:t>
-                  </w:r>
-                </w:p>
+                  <w:tcW w:type="dxa" w:w="740"/>
+                  <w:tcBorders>
+                    <w:top w:val="none" w:color="FFFFFF" w:sz="0"/>
+                    <w:left w:val="none" w:color="FFFFFF" w:sz="0"/>
+                    <w:bottom w:val="none" w:color="FFFFFF" w:sz="0"/>
+                    <w:right w:val="none" w:color="FFFFFF" w:sz="0"/>
+                  </w:tcBorders>
+                  <w:tcMar>
+                    <w:top w:type="dxa" w:w="30"/>
+                    <w:left w:type="dxa" w:w="20"/>
+                    <w:bottom w:type="dxa" w:w="30"/>
+                    <w:right w:type="dxa" w:w="20"/>
+                  </w:tcMar>
+                  <w:vAlign w:val="center"/>
+                </w:tcPr>
+                <w:tbl>
+                  <w:tblPr>
+                    <w:tblW w:type="dxa" w:w="640"/>
+                    <w:jc w:val="center"/>
+                    <w:tblBorders>
+                      <w:top w:val="single" w:color="auto" w:sz="4"/>
+                      <w:left w:val="single" w:color="auto" w:sz="4"/>
+                      <w:bottom w:val="single" w:color="auto" w:sz="4"/>
+                      <w:right w:val="single" w:color="auto" w:sz="4"/>
+                      <w:insideH w:val="none" w:color="FFFFFF" w:sz="0"/>
+                      <w:insideV w:val="single" w:color="auto" w:sz="4"/>
+                    </w:tblBorders>
+                  </w:tblPr>
+                  <w:tblGrid>
+                    <w:gridCol w:w="640"/>
+                  </w:tblGrid>
+                  <w:tr>
+                    <w:tc>
+                      <w:tcPr>
+                        <w:tcW w:type="dxa" w:w="520"/>
+                        <w:tcBorders>
+                          <w:top w:val="dashed" w:color="9AA3B5" w:sz="6"/>
+                          <w:left w:val="dashed" w:color="9AA3B5" w:sz="6"/>
+                          <w:bottom w:val="single" w:color="1A1A1A" w:sz="8"/>
+                          <w:right w:val="dashed" w:color="9AA3B5" w:sz="6"/>
+                        </w:tcBorders>
+                        <w:tcMar>
+                          <w:top w:type="dxa" w:w="0"/>
+                          <w:left w:type="dxa" w:w="30"/>
+                          <w:bottom w:type="dxa" w:w="0"/>
+                          <w:right w:type="dxa" w:w="30"/>
+                        </w:tcMar>
+                      </w:tcPr>
+                      <w:p>
+                        <w:pPr>
+                          <w:spacing w:after="0" w:line="250"/>
+                          <w:jc w:val="center"/>
+                        </w:pPr>
+                        <w:r>
+                          <w:rPr>
+                            <w:rFonts w:ascii="Consolas" w:cs="Consolas" w:eastAsia="Consolas" w:hAnsi="Consolas"/>
+                            <w:b/>
+                            <w:bCs/>
+                            <w:color w:val="1A1A1A"/>
+                            <w:sz w:val="26"/>
+                            <w:szCs w:val="26"/>
+                          </w:rPr>
+                          <w:t xml:space="preserve">   </w:t>
+                        </w:r>
+                      </w:p>
+                    </w:tc>
+                  </w:tr>
+                  <w:tr>
+                    <w:tc>
+                      <w:tcPr>
+                        <w:tcW w:type="dxa" w:w="520"/>
+                        <w:tcBorders>
+                          <w:top w:val="none" w:color="FFFFFF" w:sz="0"/>
+                          <w:left w:val="dashed" w:color="9AA3B5" w:sz="6"/>
+                          <w:bottom w:val="dashed" w:color="9AA3B5" w:sz="6"/>
+                          <w:right w:val="dashed" w:color="9AA3B5" w:sz="6"/>
+                        </w:tcBorders>
+                        <w:tcMar>
+                          <w:top w:type="dxa" w:w="0"/>
+                          <w:left w:type="dxa" w:w="30"/>
+                          <w:bottom w:type="dxa" w:w="0"/>
+                          <w:right w:type="dxa" w:w="30"/>
+                        </w:tcMar>
+                      </w:tcPr>
+                      <w:p>
+                        <w:pPr>
+                          <w:spacing w:after="0" w:line="250"/>
+                          <w:jc w:val="center"/>
+                        </w:pPr>
+                        <w:r>
+                          <w:rPr>
+                            <w:rFonts w:ascii="Consolas" w:cs="Consolas" w:eastAsia="Consolas" w:hAnsi="Consolas"/>
+                            <w:b/>
+                            <w:bCs/>
+                            <w:color w:val="1A1A1A"/>
+                            <w:sz w:val="26"/>
+                            <w:szCs w:val="26"/>
+                          </w:rPr>
+                          <w:t xml:space="preserve">   </w:t>
+                        </w:r>
+                      </w:p>
+                    </w:tc>
+                  </w:tr>
+                </w:tbl>
+                <w:p/>
               </w:tc>
             </w:tr>
           </w:tbl>
@@ -2575,6 +2737,9 @@
         </w:tc>
       </w:tr>
       <w:tr>
+        <w:trPr>
+          <w:cantSplit/>
+        </w:trPr>
         <w:tc>
           <w:tcPr>
             <w:tcW w:type="dxa" w:w="4680"/>
@@ -3058,7 +3223,7 @@
           </w:p>
           <w:tbl>
             <w:tblPr>
-              <w:tblW w:type="dxa" w:w="2960"/>
+              <w:tblW w:type="dxa" w:w="3180"/>
               <w:jc w:val="left"/>
               <w:tblBorders>
                 <w:top w:val="single" w:color="auto" w:sz="4"/>
@@ -3074,7 +3239,7 @@
               <w:gridCol w:w="520"/>
               <w:gridCol w:w="700"/>
               <w:gridCol w:w="520"/>
-              <w:gridCol w:w="520"/>
+              <w:gridCol w:w="740"/>
             </w:tblGrid>
             <w:tr>
               <w:tc>
@@ -3363,36 +3528,111 @@
               </w:tc>
               <w:tc>
                 <w:tcPr>
-                  <w:tcW w:type="dxa" w:w="520"/>
-                  <w:tcBorders>
-                    <w:top w:val="none" w:color="FFFFFF" w:sz="0"/>
-                    <w:left w:val="none" w:color="FFFFFF" w:sz="0"/>
-                    <w:bottom w:val="none" w:color="FFFFFF" w:sz="0"/>
-                    <w:right w:val="none" w:color="FFFFFF" w:sz="0"/>
-                  </w:tcBorders>
-                  <w:tcMar>
-                    <w:top w:type="dxa" w:w="30"/>
-                    <w:left w:type="dxa" w:w="10"/>
-                    <w:bottom w:type="dxa" w:w="30"/>
-                    <w:right w:type="dxa" w:w="10"/>
-                  </w:tcMar>
-                  <w:vAlign w:val="center"/>
-                </w:tcPr>
-                <w:p>
-                  <w:pPr>
-                    <w:jc w:val="center"/>
-                  </w:pPr>
-                  <w:r>
-                    <w:rPr>
-                      <w:b/>
-                      <w:bCs/>
-                      <w:color w:val="1A1A1A"/>
-                      <w:sz w:val="22"/>
-                      <w:szCs w:val="22"/>
-                    </w:rPr>
-                    <w:t xml:space="preserve">____</w:t>
-                  </w:r>
-                </w:p>
+                  <w:tcW w:type="dxa" w:w="740"/>
+                  <w:tcBorders>
+                    <w:top w:val="none" w:color="FFFFFF" w:sz="0"/>
+                    <w:left w:val="none" w:color="FFFFFF" w:sz="0"/>
+                    <w:bottom w:val="none" w:color="FFFFFF" w:sz="0"/>
+                    <w:right w:val="none" w:color="FFFFFF" w:sz="0"/>
+                  </w:tcBorders>
+                  <w:tcMar>
+                    <w:top w:type="dxa" w:w="30"/>
+                    <w:left w:type="dxa" w:w="20"/>
+                    <w:bottom w:type="dxa" w:w="30"/>
+                    <w:right w:type="dxa" w:w="20"/>
+                  </w:tcMar>
+                  <w:vAlign w:val="center"/>
+                </w:tcPr>
+                <w:tbl>
+                  <w:tblPr>
+                    <w:tblW w:type="dxa" w:w="640"/>
+                    <w:jc w:val="center"/>
+                    <w:tblBorders>
+                      <w:top w:val="single" w:color="auto" w:sz="4"/>
+                      <w:left w:val="single" w:color="auto" w:sz="4"/>
+                      <w:bottom w:val="single" w:color="auto" w:sz="4"/>
+                      <w:right w:val="single" w:color="auto" w:sz="4"/>
+                      <w:insideH w:val="none" w:color="FFFFFF" w:sz="0"/>
+                      <w:insideV w:val="single" w:color="auto" w:sz="4"/>
+                    </w:tblBorders>
+                  </w:tblPr>
+                  <w:tblGrid>
+                    <w:gridCol w:w="640"/>
+                  </w:tblGrid>
+                  <w:tr>
+                    <w:tc>
+                      <w:tcPr>
+                        <w:tcW w:type="dxa" w:w="520"/>
+                        <w:tcBorders>
+                          <w:top w:val="dashed" w:color="9AA3B5" w:sz="6"/>
+                          <w:left w:val="dashed" w:color="9AA3B5" w:sz="6"/>
+                          <w:bottom w:val="single" w:color="1A1A1A" w:sz="8"/>
+                          <w:right w:val="dashed" w:color="9AA3B5" w:sz="6"/>
+                        </w:tcBorders>
+                        <w:tcMar>
+                          <w:top w:type="dxa" w:w="0"/>
+                          <w:left w:type="dxa" w:w="30"/>
+                          <w:bottom w:type="dxa" w:w="0"/>
+                          <w:right w:type="dxa" w:w="30"/>
+                        </w:tcMar>
+                      </w:tcPr>
+                      <w:p>
+                        <w:pPr>
+                          <w:spacing w:after="0" w:line="250"/>
+                          <w:jc w:val="center"/>
+                        </w:pPr>
+                        <w:r>
+                          <w:rPr>
+                            <w:rFonts w:ascii="Consolas" w:cs="Consolas" w:eastAsia="Consolas" w:hAnsi="Consolas"/>
+                            <w:b/>
+                            <w:bCs/>
+                            <w:color w:val="1A1A1A"/>
+                            <w:sz w:val="26"/>
+                            <w:szCs w:val="26"/>
+                          </w:rPr>
+                          <w:t xml:space="preserve">   </w:t>
+                        </w:r>
+                      </w:p>
+                    </w:tc>
+                  </w:tr>
+                  <w:tr>
+                    <w:tc>
+                      <w:tcPr>
+                        <w:tcW w:type="dxa" w:w="520"/>
+                        <w:tcBorders>
+                          <w:top w:val="none" w:color="FFFFFF" w:sz="0"/>
+                          <w:left w:val="dashed" w:color="9AA3B5" w:sz="6"/>
+                          <w:bottom w:val="dashed" w:color="9AA3B5" w:sz="6"/>
+                          <w:right w:val="dashed" w:color="9AA3B5" w:sz="6"/>
+                        </w:tcBorders>
+                        <w:tcMar>
+                          <w:top w:type="dxa" w:w="0"/>
+                          <w:left w:type="dxa" w:w="30"/>
+                          <w:bottom w:type="dxa" w:w="0"/>
+                          <w:right w:type="dxa" w:w="30"/>
+                        </w:tcMar>
+                      </w:tcPr>
+                      <w:p>
+                        <w:pPr>
+                          <w:spacing w:after="0" w:line="250"/>
+                          <w:jc w:val="center"/>
+                        </w:pPr>
+                        <w:r>
+                          <w:rPr>
+                            <w:rFonts w:ascii="Consolas" w:cs="Consolas" w:eastAsia="Consolas" w:hAnsi="Consolas"/>
+                            <w:b/>
+                            <w:bCs/>
+                            <w:color w:val="1A1A1A"/>
+                            <w:sz w:val="26"/>
+                            <w:szCs w:val="26"/>
+                          </w:rPr>
+                          <w:t xml:space="preserve">   </w:t>
+                        </w:r>
+                      </w:p>
+                    </w:tc>
+                  </w:tr>
+                </w:tbl>
+                <w:p/>
               </w:tc>
             </w:tr>
           </w:tbl>
@@ -3433,6 +3673,9 @@
         <w:gridCol w:w="4680"/>
       </w:tblGrid>
       <w:tr>
+        <w:trPr>
+          <w:cantSplit/>
+        </w:trPr>
         <w:tc>
           <w:tcPr>
             <w:tcW w:type="dxa" w:w="4680"/>
@@ -3466,7 +3709,7 @@
           </w:p>
           <w:tbl>
             <w:tblPr>
-              <w:tblW w:type="dxa" w:w="2960"/>
+              <w:tblW w:type="dxa" w:w="3180"/>
               <w:jc w:val="left"/>
               <w:tblBorders>
                 <w:top w:val="single" w:color="auto" w:sz="4"/>
@@ -3482,7 +3725,7 @@
               <w:gridCol w:w="520"/>
               <w:gridCol w:w="700"/>
               <w:gridCol w:w="520"/>
-              <w:gridCol w:w="520"/>
+              <w:gridCol w:w="740"/>
             </w:tblGrid>
             <w:tr>
               <w:tc>
@@ -3771,36 +4014,111 @@
               </w:tc>
               <w:tc>
                 <w:tcPr>
-                  <w:tcW w:type="dxa" w:w="520"/>
-                  <w:tcBorders>
-                    <w:top w:val="none" w:color="FFFFFF" w:sz="0"/>
-                    <w:left w:val="none" w:color="FFFFFF" w:sz="0"/>
-                    <w:bottom w:val="none" w:color="FFFFFF" w:sz="0"/>
-                    <w:right w:val="none" w:color="FFFFFF" w:sz="0"/>
-                  </w:tcBorders>
-                  <w:tcMar>
-                    <w:top w:type="dxa" w:w="30"/>
-                    <w:left w:type="dxa" w:w="10"/>
-                    <w:bottom w:type="dxa" w:w="30"/>
-                    <w:right w:type="dxa" w:w="10"/>
-                  </w:tcMar>
-                  <w:vAlign w:val="center"/>
-                </w:tcPr>
-                <w:p>
-                  <w:pPr>
-                    <w:jc w:val="center"/>
-                  </w:pPr>
-                  <w:r>
-                    <w:rPr>
-                      <w:b/>
-                      <w:bCs/>
-                      <w:color w:val="1A1A1A"/>
-                      <w:sz w:val="22"/>
-                      <w:szCs w:val="22"/>
-                    </w:rPr>
-                    <w:t xml:space="preserve">______</w:t>
-                  </w:r>
-                </w:p>
+                  <w:tcW w:type="dxa" w:w="740"/>
+                  <w:tcBorders>
+                    <w:top w:val="none" w:color="FFFFFF" w:sz="0"/>
+                    <w:left w:val="none" w:color="FFFFFF" w:sz="0"/>
+                    <w:bottom w:val="none" w:color="FFFFFF" w:sz="0"/>
+                    <w:right w:val="none" w:color="FFFFFF" w:sz="0"/>
+                  </w:tcBorders>
+                  <w:tcMar>
+                    <w:top w:type="dxa" w:w="30"/>
+                    <w:left w:type="dxa" w:w="20"/>
+                    <w:bottom w:type="dxa" w:w="30"/>
+                    <w:right w:type="dxa" w:w="20"/>
+                  </w:tcMar>
+                  <w:vAlign w:val="center"/>
+                </w:tcPr>
+                <w:tbl>
+                  <w:tblPr>
+                    <w:tblW w:type="dxa" w:w="640"/>
+                    <w:jc w:val="center"/>
+                    <w:tblBorders>
+                      <w:top w:val="single" w:color="auto" w:sz="4"/>
+                      <w:left w:val="single" w:color="auto" w:sz="4"/>
+                      <w:bottom w:val="single" w:color="auto" w:sz="4"/>
+                      <w:right w:val="single" w:color="auto" w:sz="4"/>
+                      <w:insideH w:val="none" w:color="FFFFFF" w:sz="0"/>
+                      <w:insideV w:val="single" w:color="auto" w:sz="4"/>
+                    </w:tblBorders>
+                  </w:tblPr>
+                  <w:tblGrid>
+                    <w:gridCol w:w="640"/>
+                  </w:tblGrid>
+                  <w:tr>
+                    <w:tc>
+                      <w:tcPr>
+                        <w:tcW w:type="dxa" w:w="520"/>
+                        <w:tcBorders>
+                          <w:top w:val="dashed" w:color="9AA3B5" w:sz="6"/>
+                          <w:left w:val="dashed" w:color="9AA3B5" w:sz="6"/>
+                          <w:bottom w:val="single" w:color="1A1A1A" w:sz="8"/>
+                          <w:right w:val="dashed" w:color="9AA3B5" w:sz="6"/>
+                        </w:tcBorders>
+                        <w:tcMar>
+                          <w:top w:type="dxa" w:w="0"/>
+                          <w:left w:type="dxa" w:w="30"/>
+                          <w:bottom w:type="dxa" w:w="0"/>
+                          <w:right w:type="dxa" w:w="30"/>
+                        </w:tcMar>
+                      </w:tcPr>
+                      <w:p>
+                        <w:pPr>
+                          <w:spacing w:after="0" w:line="250"/>
+                          <w:jc w:val="center"/>
+                        </w:pPr>
+                        <w:r>
+                          <w:rPr>
+                            <w:rFonts w:ascii="Consolas" w:cs="Consolas" w:eastAsia="Consolas" w:hAnsi="Consolas"/>
+                            <w:b/>
+                            <w:bCs/>
+                            <w:color w:val="1A1A1A"/>
+                            <w:sz w:val="26"/>
+                            <w:szCs w:val="26"/>
+                          </w:rPr>
+                          <w:t xml:space="preserve">   </w:t>
+                        </w:r>
+                      </w:p>
+                    </w:tc>
+                  </w:tr>
+                  <w:tr>
+                    <w:tc>
+                      <w:tcPr>
+                        <w:tcW w:type="dxa" w:w="520"/>
+                        <w:tcBorders>
+                          <w:top w:val="none" w:color="FFFFFF" w:sz="0"/>
+                          <w:left w:val="dashed" w:color="9AA3B5" w:sz="6"/>
+                          <w:bottom w:val="dashed" w:color="9AA3B5" w:sz="6"/>
+                          <w:right w:val="dashed" w:color="9AA3B5" w:sz="6"/>
+                        </w:tcBorders>
+                        <w:tcMar>
+                          <w:top w:type="dxa" w:w="0"/>
+                          <w:left w:type="dxa" w:w="30"/>
+                          <w:bottom w:type="dxa" w:w="0"/>
+                          <w:right w:type="dxa" w:w="30"/>
+                        </w:tcMar>
+                      </w:tcPr>
+                      <w:p>
+                        <w:pPr>
+                          <w:spacing w:after="0" w:line="250"/>
+                          <w:jc w:val="center"/>
+                        </w:pPr>
+                        <w:r>
+                          <w:rPr>
+                            <w:rFonts w:ascii="Consolas" w:cs="Consolas" w:eastAsia="Consolas" w:hAnsi="Consolas"/>
+                            <w:b/>
+                            <w:bCs/>
+                            <w:color w:val="1A1A1A"/>
+                            <w:sz w:val="26"/>
+                            <w:szCs w:val="26"/>
+                          </w:rPr>
+                          <w:t xml:space="preserve">   </w:t>
+                        </w:r>
+                      </w:p>
+                    </w:tc>
+                  </w:tr>
+                </w:tbl>
+                <w:p/>
               </w:tc>
             </w:tr>
           </w:tbl>
@@ -3839,7 +4157,7 @@
           </w:p>
           <w:tbl>
             <w:tblPr>
-              <w:tblW w:type="dxa" w:w="2960"/>
+              <w:tblW w:type="dxa" w:w="3180"/>
               <w:jc w:val="left"/>
               <w:tblBorders>
                 <w:top w:val="single" w:color="auto" w:sz="4"/>
@@ -3855,7 +4173,7 @@
               <w:gridCol w:w="520"/>
               <w:gridCol w:w="700"/>
               <w:gridCol w:w="520"/>
-              <w:gridCol w:w="520"/>
+              <w:gridCol w:w="740"/>
             </w:tblGrid>
             <w:tr>
               <w:tc>
@@ -3996,7 +4314,7 @@
                       <w:sz w:val="26"/>
                       <w:szCs w:val="26"/>
                     </w:rPr>
-                    <w:t xml:space="preserve">-</w:t>
+                    <w:t xml:space="preserve">−</w:t>
                   </w:r>
                 </w:p>
               </w:tc>
@@ -4144,36 +4462,111 @@
               </w:tc>
               <w:tc>
                 <w:tcPr>
-                  <w:tcW w:type="dxa" w:w="520"/>
-                  <w:tcBorders>
-                    <w:top w:val="none" w:color="FFFFFF" w:sz="0"/>
-                    <w:left w:val="none" w:color="FFFFFF" w:sz="0"/>
-                    <w:bottom w:val="none" w:color="FFFFFF" w:sz="0"/>
-                    <w:right w:val="none" w:color="FFFFFF" w:sz="0"/>
-                  </w:tcBorders>
-                  <w:tcMar>
-                    <w:top w:type="dxa" w:w="30"/>
-                    <w:left w:type="dxa" w:w="10"/>
-                    <w:bottom w:type="dxa" w:w="30"/>
-                    <w:right w:type="dxa" w:w="10"/>
-                  </w:tcMar>
-                  <w:vAlign w:val="center"/>
-                </w:tcPr>
-                <w:p>
-                  <w:pPr>
-                    <w:jc w:val="center"/>
-                  </w:pPr>
-                  <w:r>
-                    <w:rPr>
-                      <w:b/>
-                      <w:bCs/>
-                      <w:color w:val="1A1A1A"/>
-                      <w:sz w:val="22"/>
-                      <w:szCs w:val="22"/>
-                    </w:rPr>
-                    <w:t xml:space="preserve">______</w:t>
-                  </w:r>
-                </w:p>
+                  <w:tcW w:type="dxa" w:w="740"/>
+                  <w:tcBorders>
+                    <w:top w:val="none" w:color="FFFFFF" w:sz="0"/>
+                    <w:left w:val="none" w:color="FFFFFF" w:sz="0"/>
+                    <w:bottom w:val="none" w:color="FFFFFF" w:sz="0"/>
+                    <w:right w:val="none" w:color="FFFFFF" w:sz="0"/>
+                  </w:tcBorders>
+                  <w:tcMar>
+                    <w:top w:type="dxa" w:w="30"/>
+                    <w:left w:type="dxa" w:w="20"/>
+                    <w:bottom w:type="dxa" w:w="30"/>
+                    <w:right w:type="dxa" w:w="20"/>
+                  </w:tcMar>
+                  <w:vAlign w:val="center"/>
+                </w:tcPr>
+                <w:tbl>
+                  <w:tblPr>
+                    <w:tblW w:type="dxa" w:w="640"/>
+                    <w:jc w:val="center"/>
+                    <w:tblBorders>
+                      <w:top w:val="single" w:color="auto" w:sz="4"/>
+                      <w:left w:val="single" w:color="auto" w:sz="4"/>
+                      <w:bottom w:val="single" w:color="auto" w:sz="4"/>
+                      <w:right w:val="single" w:color="auto" w:sz="4"/>
+                      <w:insideH w:val="none" w:color="FFFFFF" w:sz="0"/>
+                      <w:insideV w:val="single" w:color="auto" w:sz="4"/>
+                    </w:tblBorders>
+                  </w:tblPr>
+                  <w:tblGrid>
+                    <w:gridCol w:w="640"/>
+                  </w:tblGrid>
+                  <w:tr>
+                    <w:tc>
+                      <w:tcPr>
+                        <w:tcW w:type="dxa" w:w="520"/>
+                        <w:tcBorders>
+                          <w:top w:val="dashed" w:color="9AA3B5" w:sz="6"/>
+                          <w:left w:val="dashed" w:color="9AA3B5" w:sz="6"/>
+                          <w:bottom w:val="single" w:color="1A1A1A" w:sz="8"/>
+                          <w:right w:val="dashed" w:color="9AA3B5" w:sz="6"/>
+                        </w:tcBorders>
+                        <w:tcMar>
+                          <w:top w:type="dxa" w:w="0"/>
+                          <w:left w:type="dxa" w:w="30"/>
+                          <w:bottom w:type="dxa" w:w="0"/>
+                          <w:right w:type="dxa" w:w="30"/>
+                        </w:tcMar>
+                      </w:tcPr>
+                      <w:p>
+                        <w:pPr>
+                          <w:spacing w:after="0" w:line="250"/>
+                          <w:jc w:val="center"/>
+                        </w:pPr>
+                        <w:r>
+                          <w:rPr>
+                            <w:rFonts w:ascii="Consolas" w:cs="Consolas" w:eastAsia="Consolas" w:hAnsi="Consolas"/>
+                            <w:b/>
+                            <w:bCs/>
+                            <w:color w:val="1A1A1A"/>
+                            <w:sz w:val="26"/>
+                            <w:szCs w:val="26"/>
+                          </w:rPr>
+                          <w:t xml:space="preserve">   </w:t>
+                        </w:r>
+                      </w:p>
+                    </w:tc>
+                  </w:tr>
+                  <w:tr>
+                    <w:tc>
+                      <w:tcPr>
+                        <w:tcW w:type="dxa" w:w="520"/>
+                        <w:tcBorders>
+                          <w:top w:val="none" w:color="FFFFFF" w:sz="0"/>
+                          <w:left w:val="dashed" w:color="9AA3B5" w:sz="6"/>
+                          <w:bottom w:val="dashed" w:color="9AA3B5" w:sz="6"/>
+                          <w:right w:val="dashed" w:color="9AA3B5" w:sz="6"/>
+                        </w:tcBorders>
+                        <w:tcMar>
+                          <w:top w:type="dxa" w:w="0"/>
+                          <w:left w:type="dxa" w:w="30"/>
+                          <w:bottom w:type="dxa" w:w="0"/>
+                          <w:right w:type="dxa" w:w="30"/>
+                        </w:tcMar>
+                      </w:tcPr>
+                      <w:p>
+                        <w:pPr>
+                          <w:spacing w:after="0" w:line="250"/>
+                          <w:jc w:val="center"/>
+                        </w:pPr>
+                        <w:r>
+                          <w:rPr>
+                            <w:rFonts w:ascii="Consolas" w:cs="Consolas" w:eastAsia="Consolas" w:hAnsi="Consolas"/>
+                            <w:b/>
+                            <w:bCs/>
+                            <w:color w:val="1A1A1A"/>
+                            <w:sz w:val="26"/>
+                            <w:szCs w:val="26"/>
+                          </w:rPr>
+                          <w:t xml:space="preserve">   </w:t>
+                        </w:r>
+                      </w:p>
+                    </w:tc>
+                  </w:tr>
+                </w:tbl>
+                <w:p/>
               </w:tc>
             </w:tr>
           </w:tbl>
@@ -4181,6 +4574,9 @@
         </w:tc>
       </w:tr>
       <w:tr>
+        <w:trPr>
+          <w:cantSplit/>
+        </w:trPr>
         <w:tc>
           <w:tcPr>
             <w:tcW w:type="dxa" w:w="4680"/>
@@ -4214,7 +4610,7 @@
           </w:p>
           <w:tbl>
             <w:tblPr>
-              <w:tblW w:type="dxa" w:w="2960"/>
+              <w:tblW w:type="dxa" w:w="3180"/>
               <w:jc w:val="left"/>
               <w:tblBorders>
                 <w:top w:val="single" w:color="auto" w:sz="4"/>
@@ -4230,7 +4626,7 @@
               <w:gridCol w:w="520"/>
               <w:gridCol w:w="700"/>
               <w:gridCol w:w="520"/>
-              <w:gridCol w:w="520"/>
+              <w:gridCol w:w="740"/>
             </w:tblGrid>
             <w:tr>
               <w:tc>
@@ -4519,36 +4915,111 @@
               </w:tc>
               <w:tc>
                 <w:tcPr>
-                  <w:tcW w:type="dxa" w:w="520"/>
-                  <w:tcBorders>
-                    <w:top w:val="none" w:color="FFFFFF" w:sz="0"/>
-                    <w:left w:val="none" w:color="FFFFFF" w:sz="0"/>
-                    <w:bottom w:val="none" w:color="FFFFFF" w:sz="0"/>
-                    <w:right w:val="none" w:color="FFFFFF" w:sz="0"/>
-                  </w:tcBorders>
-                  <w:tcMar>
-                    <w:top w:type="dxa" w:w="30"/>
-                    <w:left w:type="dxa" w:w="10"/>
-                    <w:bottom w:type="dxa" w:w="30"/>
-                    <w:right w:type="dxa" w:w="10"/>
-                  </w:tcMar>
-                  <w:vAlign w:val="center"/>
-                </w:tcPr>
-                <w:p>
-                  <w:pPr>
-                    <w:jc w:val="center"/>
-                  </w:pPr>
-                  <w:r>
-                    <w:rPr>
-                      <w:b/>
-                      <w:bCs/>
-                      <w:color w:val="1A1A1A"/>
-                      <w:sz w:val="22"/>
-                      <w:szCs w:val="22"/>
-                    </w:rPr>
-                    <w:t xml:space="preserve">______</w:t>
-                  </w:r>
-                </w:p>
+                  <w:tcW w:type="dxa" w:w="740"/>
+                  <w:tcBorders>
+                    <w:top w:val="none" w:color="FFFFFF" w:sz="0"/>
+                    <w:left w:val="none" w:color="FFFFFF" w:sz="0"/>
+                    <w:bottom w:val="none" w:color="FFFFFF" w:sz="0"/>
+                    <w:right w:val="none" w:color="FFFFFF" w:sz="0"/>
+                  </w:tcBorders>
+                  <w:tcMar>
+                    <w:top w:type="dxa" w:w="30"/>
+                    <w:left w:type="dxa" w:w="20"/>
+                    <w:bottom w:type="dxa" w:w="30"/>
+                    <w:right w:type="dxa" w:w="20"/>
+                  </w:tcMar>
+                  <w:vAlign w:val="center"/>
+                </w:tcPr>
+                <w:tbl>
+                  <w:tblPr>
+                    <w:tblW w:type="dxa" w:w="640"/>
+                    <w:jc w:val="center"/>
+                    <w:tblBorders>
+                      <w:top w:val="single" w:color="auto" w:sz="4"/>
+                      <w:left w:val="single" w:color="auto" w:sz="4"/>
+                      <w:bottom w:val="single" w:color="auto" w:sz="4"/>
+                      <w:right w:val="single" w:color="auto" w:sz="4"/>
+                      <w:insideH w:val="none" w:color="FFFFFF" w:sz="0"/>
+                      <w:insideV w:val="single" w:color="auto" w:sz="4"/>
+                    </w:tblBorders>
+                  </w:tblPr>
+                  <w:tblGrid>
+                    <w:gridCol w:w="640"/>
+                  </w:tblGrid>
+                  <w:tr>
+                    <w:tc>
+                      <w:tcPr>
+                        <w:tcW w:type="dxa" w:w="520"/>
+                        <w:tcBorders>
+                          <w:top w:val="dashed" w:color="9AA3B5" w:sz="6"/>
+                          <w:left w:val="dashed" w:color="9AA3B5" w:sz="6"/>
+                          <w:bottom w:val="single" w:color="1A1A1A" w:sz="8"/>
+                          <w:right w:val="dashed" w:color="9AA3B5" w:sz="6"/>
+                        </w:tcBorders>
+                        <w:tcMar>
+                          <w:top w:type="dxa" w:w="0"/>
+                          <w:left w:type="dxa" w:w="30"/>
+                          <w:bottom w:type="dxa" w:w="0"/>
+                          <w:right w:type="dxa" w:w="30"/>
+                        </w:tcMar>
+                      </w:tcPr>
+                      <w:p>
+                        <w:pPr>
+                          <w:spacing w:after="0" w:line="250"/>
+                          <w:jc w:val="center"/>
+                        </w:pPr>
+                        <w:r>
+                          <w:rPr>
+                            <w:rFonts w:ascii="Consolas" w:cs="Consolas" w:eastAsia="Consolas" w:hAnsi="Consolas"/>
+                            <w:b/>
+                            <w:bCs/>
+                            <w:color w:val="1A1A1A"/>
+                            <w:sz w:val="26"/>
+                            <w:szCs w:val="26"/>
+                          </w:rPr>
+                          <w:t xml:space="preserve">   </w:t>
+                        </w:r>
+                      </w:p>
+                    </w:tc>
+                  </w:tr>
+                  <w:tr>
+                    <w:tc>
+                      <w:tcPr>
+                        <w:tcW w:type="dxa" w:w="520"/>
+                        <w:tcBorders>
+                          <w:top w:val="none" w:color="FFFFFF" w:sz="0"/>
+                          <w:left w:val="dashed" w:color="9AA3B5" w:sz="6"/>
+                          <w:bottom w:val="dashed" w:color="9AA3B5" w:sz="6"/>
+                          <w:right w:val="dashed" w:color="9AA3B5" w:sz="6"/>
+                        </w:tcBorders>
+                        <w:tcMar>
+                          <w:top w:type="dxa" w:w="0"/>
+                          <w:left w:type="dxa" w:w="30"/>
+                          <w:bottom w:type="dxa" w:w="0"/>
+                          <w:right w:type="dxa" w:w="30"/>
+                        </w:tcMar>
+                      </w:tcPr>
+                      <w:p>
+                        <w:pPr>
+                          <w:spacing w:after="0" w:line="250"/>
+                          <w:jc w:val="center"/>
+                        </w:pPr>
+                        <w:r>
+                          <w:rPr>
+                            <w:rFonts w:ascii="Consolas" w:cs="Consolas" w:eastAsia="Consolas" w:hAnsi="Consolas"/>
+                            <w:b/>
+                            <w:bCs/>
+                            <w:color w:val="1A1A1A"/>
+                            <w:sz w:val="26"/>
+                            <w:szCs w:val="26"/>
+                          </w:rPr>
+                          <w:t xml:space="preserve">   </w:t>
+                        </w:r>
+                      </w:p>
+                    </w:tc>
+                  </w:tr>
+                </w:tbl>
+                <w:p/>
               </w:tc>
             </w:tr>
           </w:tbl>
@@ -4587,7 +5058,7 @@
           </w:p>
           <w:tbl>
             <w:tblPr>
-              <w:tblW w:type="dxa" w:w="2960"/>
+              <w:tblW w:type="dxa" w:w="3180"/>
               <w:jc w:val="left"/>
               <w:tblBorders>
                 <w:top w:val="single" w:color="auto" w:sz="4"/>
@@ -4603,7 +5074,7 @@
               <w:gridCol w:w="520"/>
               <w:gridCol w:w="700"/>
               <w:gridCol w:w="520"/>
-              <w:gridCol w:w="520"/>
+              <w:gridCol w:w="740"/>
             </w:tblGrid>
             <w:tr>
               <w:tc>
@@ -4744,7 +5215,7 @@
                       <w:sz w:val="26"/>
                       <w:szCs w:val="26"/>
                     </w:rPr>
-                    <w:t xml:space="preserve">-</w:t>
+                    <w:t xml:space="preserve">−</w:t>
                   </w:r>
                 </w:p>
               </w:tc>
@@ -4892,36 +5363,111 @@
               </w:tc>
               <w:tc>
                 <w:tcPr>
-                  <w:tcW w:type="dxa" w:w="520"/>
-                  <w:tcBorders>
-                    <w:top w:val="none" w:color="FFFFFF" w:sz="0"/>
-                    <w:left w:val="none" w:color="FFFFFF" w:sz="0"/>
-                    <w:bottom w:val="none" w:color="FFFFFF" w:sz="0"/>
-                    <w:right w:val="none" w:color="FFFFFF" w:sz="0"/>
-                  </w:tcBorders>
-                  <w:tcMar>
-                    <w:top w:type="dxa" w:w="30"/>
-                    <w:left w:type="dxa" w:w="10"/>
-                    <w:bottom w:type="dxa" w:w="30"/>
-                    <w:right w:type="dxa" w:w="10"/>
-                  </w:tcMar>
-                  <w:vAlign w:val="center"/>
-                </w:tcPr>
-                <w:p>
-                  <w:pPr>
-                    <w:jc w:val="center"/>
-                  </w:pPr>
-                  <w:r>
-                    <w:rPr>
-                      <w:b/>
-                      <w:bCs/>
-                      <w:color w:val="1A1A1A"/>
-                      <w:sz w:val="22"/>
-                      <w:szCs w:val="22"/>
-                    </w:rPr>
-                    <w:t xml:space="preserve">______</w:t>
-                  </w:r>
-                </w:p>
+                  <w:tcW w:type="dxa" w:w="740"/>
+                  <w:tcBorders>
+                    <w:top w:val="none" w:color="FFFFFF" w:sz="0"/>
+                    <w:left w:val="none" w:color="FFFFFF" w:sz="0"/>
+                    <w:bottom w:val="none" w:color="FFFFFF" w:sz="0"/>
+                    <w:right w:val="none" w:color="FFFFFF" w:sz="0"/>
+                  </w:tcBorders>
+                  <w:tcMar>
+                    <w:top w:type="dxa" w:w="30"/>
+                    <w:left w:type="dxa" w:w="20"/>
+                    <w:bottom w:type="dxa" w:w="30"/>
+                    <w:right w:type="dxa" w:w="20"/>
+                  </w:tcMar>
+                  <w:vAlign w:val="center"/>
+                </w:tcPr>
+                <w:tbl>
+                  <w:tblPr>
+                    <w:tblW w:type="dxa" w:w="640"/>
+                    <w:jc w:val="center"/>
+                    <w:tblBorders>
+                      <w:top w:val="single" w:color="auto" w:sz="4"/>
+                      <w:left w:val="single" w:color="auto" w:sz="4"/>
+                      <w:bottom w:val="single" w:color="auto" w:sz="4"/>
+                      <w:right w:val="single" w:color="auto" w:sz="4"/>
+                      <w:insideH w:val="none" w:color="FFFFFF" w:sz="0"/>
+                      <w:insideV w:val="single" w:color="auto" w:sz="4"/>
+                    </w:tblBorders>
+                  </w:tblPr>
+                  <w:tblGrid>
+                    <w:gridCol w:w="640"/>
+                  </w:tblGrid>
+                  <w:tr>
+                    <w:tc>
+                      <w:tcPr>
+                        <w:tcW w:type="dxa" w:w="520"/>
+                        <w:tcBorders>
+                          <w:top w:val="dashed" w:color="9AA3B5" w:sz="6"/>
+                          <w:left w:val="dashed" w:color="9AA3B5" w:sz="6"/>
+                          <w:bottom w:val="single" w:color="1A1A1A" w:sz="8"/>
+                          <w:right w:val="dashed" w:color="9AA3B5" w:sz="6"/>
+                        </w:tcBorders>
+                        <w:tcMar>
+                          <w:top w:type="dxa" w:w="0"/>
+                          <w:left w:type="dxa" w:w="30"/>
+                          <w:bottom w:type="dxa" w:w="0"/>
+                          <w:right w:type="dxa" w:w="30"/>
+                        </w:tcMar>
+                      </w:tcPr>
+                      <w:p>
+                        <w:pPr>
+                          <w:spacing w:after="0" w:line="250"/>
+                          <w:jc w:val="center"/>
+                        </w:pPr>
+                        <w:r>
+                          <w:rPr>
+                            <w:rFonts w:ascii="Consolas" w:cs="Consolas" w:eastAsia="Consolas" w:hAnsi="Consolas"/>
+                            <w:b/>
+                            <w:bCs/>
+                            <w:color w:val="1A1A1A"/>
+                            <w:sz w:val="26"/>
+                            <w:szCs w:val="26"/>
+                          </w:rPr>
+                          <w:t xml:space="preserve">   </w:t>
+                        </w:r>
+                      </w:p>
+                    </w:tc>
+                  </w:tr>
+                  <w:tr>
+                    <w:tc>
+                      <w:tcPr>
+                        <w:tcW w:type="dxa" w:w="520"/>
+                        <w:tcBorders>
+                          <w:top w:val="none" w:color="FFFFFF" w:sz="0"/>
+                          <w:left w:val="dashed" w:color="9AA3B5" w:sz="6"/>
+                          <w:bottom w:val="dashed" w:color="9AA3B5" w:sz="6"/>
+                          <w:right w:val="dashed" w:color="9AA3B5" w:sz="6"/>
+                        </w:tcBorders>
+                        <w:tcMar>
+                          <w:top w:type="dxa" w:w="0"/>
+                          <w:left w:type="dxa" w:w="30"/>
+                          <w:bottom w:type="dxa" w:w="0"/>
+                          <w:right w:type="dxa" w:w="30"/>
+                        </w:tcMar>
+                      </w:tcPr>
+                      <w:p>
+                        <w:pPr>
+                          <w:spacing w:after="0" w:line="250"/>
+                          <w:jc w:val="center"/>
+                        </w:pPr>
+                        <w:r>
+                          <w:rPr>
+                            <w:rFonts w:ascii="Consolas" w:cs="Consolas" w:eastAsia="Consolas" w:hAnsi="Consolas"/>
+                            <w:b/>
+                            <w:bCs/>
+                            <w:color w:val="1A1A1A"/>
+                            <w:sz w:val="26"/>
+                            <w:szCs w:val="26"/>
+                          </w:rPr>
+                          <w:t xml:space="preserve">   </w:t>
+                        </w:r>
+                      </w:p>
+                    </w:tc>
+                  </w:tr>
+                </w:tbl>
+                <w:p/>
               </w:tc>
             </w:tr>
           </w:tbl>
@@ -4929,6 +5475,9 @@
         </w:tc>
       </w:tr>
       <w:tr>
+        <w:trPr>
+          <w:cantSplit/>
+        </w:trPr>
         <w:tc>
           <w:tcPr>
             <w:tcW w:type="dxa" w:w="4680"/>
@@ -4962,7 +5511,7 @@
           </w:p>
           <w:tbl>
             <w:tblPr>
-              <w:tblW w:type="dxa" w:w="2960"/>
+              <w:tblW w:type="dxa" w:w="3180"/>
               <w:jc w:val="left"/>
               <w:tblBorders>
                 <w:top w:val="single" w:color="auto" w:sz="4"/>
@@ -4978,7 +5527,7 @@
               <w:gridCol w:w="520"/>
               <w:gridCol w:w="700"/>
               <w:gridCol w:w="520"/>
-              <w:gridCol w:w="520"/>
+              <w:gridCol w:w="740"/>
             </w:tblGrid>
             <w:tr>
               <w:tc>
@@ -5267,36 +5816,111 @@
               </w:tc>
               <w:tc>
                 <w:tcPr>
-                  <w:tcW w:type="dxa" w:w="520"/>
-                  <w:tcBorders>
-                    <w:top w:val="none" w:color="FFFFFF" w:sz="0"/>
-                    <w:left w:val="none" w:color="FFFFFF" w:sz="0"/>
-                    <w:bottom w:val="none" w:color="FFFFFF" w:sz="0"/>
-                    <w:right w:val="none" w:color="FFFFFF" w:sz="0"/>
-                  </w:tcBorders>
-                  <w:tcMar>
-                    <w:top w:type="dxa" w:w="30"/>
-                    <w:left w:type="dxa" w:w="10"/>
-                    <w:bottom w:type="dxa" w:w="30"/>
-                    <w:right w:type="dxa" w:w="10"/>
-                  </w:tcMar>
-                  <w:vAlign w:val="center"/>
-                </w:tcPr>
-                <w:p>
-                  <w:pPr>
-                    <w:jc w:val="center"/>
-                  </w:pPr>
-                  <w:r>
-                    <w:rPr>
-                      <w:b/>
-                      <w:bCs/>
-                      <w:color w:val="1A1A1A"/>
-                      <w:sz w:val="22"/>
-                      <w:szCs w:val="22"/>
-                    </w:rPr>
-                    <w:t xml:space="preserve">______</w:t>
-                  </w:r>
-                </w:p>
+                  <w:tcW w:type="dxa" w:w="740"/>
+                  <w:tcBorders>
+                    <w:top w:val="none" w:color="FFFFFF" w:sz="0"/>
+                    <w:left w:val="none" w:color="FFFFFF" w:sz="0"/>
+                    <w:bottom w:val="none" w:color="FFFFFF" w:sz="0"/>
+                    <w:right w:val="none" w:color="FFFFFF" w:sz="0"/>
+                  </w:tcBorders>
+                  <w:tcMar>
+                    <w:top w:type="dxa" w:w="30"/>
+                    <w:left w:type="dxa" w:w="20"/>
+                    <w:bottom w:type="dxa" w:w="30"/>
+                    <w:right w:type="dxa" w:w="20"/>
+                  </w:tcMar>
+                  <w:vAlign w:val="center"/>
+                </w:tcPr>
+                <w:tbl>
+                  <w:tblPr>
+                    <w:tblW w:type="dxa" w:w="640"/>
+                    <w:jc w:val="center"/>
+                    <w:tblBorders>
+                      <w:top w:val="single" w:color="auto" w:sz="4"/>
+                      <w:left w:val="single" w:color="auto" w:sz="4"/>
+                      <w:bottom w:val="single" w:color="auto" w:sz="4"/>
+                      <w:right w:val="single" w:color="auto" w:sz="4"/>
+                      <w:insideH w:val="none" w:color="FFFFFF" w:sz="0"/>
+                      <w:insideV w:val="single" w:color="auto" w:sz="4"/>
+                    </w:tblBorders>
+                  </w:tblPr>
+                  <w:tblGrid>
+                    <w:gridCol w:w="640"/>
+                  </w:tblGrid>
+                  <w:tr>
+                    <w:tc>
+                      <w:tcPr>
+                        <w:tcW w:type="dxa" w:w="520"/>
+                        <w:tcBorders>
+                          <w:top w:val="dashed" w:color="9AA3B5" w:sz="6"/>
+                          <w:left w:val="dashed" w:color="9AA3B5" w:sz="6"/>
+                          <w:bottom w:val="single" w:color="1A1A1A" w:sz="8"/>
+                          <w:right w:val="dashed" w:color="9AA3B5" w:sz="6"/>
+                        </w:tcBorders>
+                        <w:tcMar>
+                          <w:top w:type="dxa" w:w="0"/>
+                          <w:left w:type="dxa" w:w="30"/>
+                          <w:bottom w:type="dxa" w:w="0"/>
+                          <w:right w:type="dxa" w:w="30"/>
+                        </w:tcMar>
+                      </w:tcPr>
+                      <w:p>
+                        <w:pPr>
+                          <w:spacing w:after="0" w:line="250"/>
+                          <w:jc w:val="center"/>
+                        </w:pPr>
+                        <w:r>
+                          <w:rPr>
+                            <w:rFonts w:ascii="Consolas" w:cs="Consolas" w:eastAsia="Consolas" w:hAnsi="Consolas"/>
+                            <w:b/>
+                            <w:bCs/>
+                            <w:color w:val="1A1A1A"/>
+                            <w:sz w:val="26"/>
+                            <w:szCs w:val="26"/>
+                          </w:rPr>
+                          <w:t xml:space="preserve">   </w:t>
+                        </w:r>
+                      </w:p>
+                    </w:tc>
+                  </w:tr>
+                  <w:tr>
+                    <w:tc>
+                      <w:tcPr>
+                        <w:tcW w:type="dxa" w:w="520"/>
+                        <w:tcBorders>
+                          <w:top w:val="none" w:color="FFFFFF" w:sz="0"/>
+                          <w:left w:val="dashed" w:color="9AA3B5" w:sz="6"/>
+                          <w:bottom w:val="dashed" w:color="9AA3B5" w:sz="6"/>
+                          <w:right w:val="dashed" w:color="9AA3B5" w:sz="6"/>
+                        </w:tcBorders>
+                        <w:tcMar>
+                          <w:top w:type="dxa" w:w="0"/>
+                          <w:left w:type="dxa" w:w="30"/>
+                          <w:bottom w:type="dxa" w:w="0"/>
+                          <w:right w:type="dxa" w:w="30"/>
+                        </w:tcMar>
+                      </w:tcPr>
+                      <w:p>
+                        <w:pPr>
+                          <w:spacing w:after="0" w:line="250"/>
+                          <w:jc w:val="center"/>
+                        </w:pPr>
+                        <w:r>
+                          <w:rPr>
+                            <w:rFonts w:ascii="Consolas" w:cs="Consolas" w:eastAsia="Consolas" w:hAnsi="Consolas"/>
+                            <w:b/>
+                            <w:bCs/>
+                            <w:color w:val="1A1A1A"/>
+                            <w:sz w:val="26"/>
+                            <w:szCs w:val="26"/>
+                          </w:rPr>
+                          <w:t xml:space="preserve">   </w:t>
+                        </w:r>
+                      </w:p>
+                    </w:tc>
+                  </w:tr>
+                </w:tbl>
+                <w:p/>
               </w:tc>
             </w:tr>
           </w:tbl>
@@ -5335,7 +5959,7 @@
           </w:p>
           <w:tbl>
             <w:tblPr>
-              <w:tblW w:type="dxa" w:w="2960"/>
+              <w:tblW w:type="dxa" w:w="3180"/>
               <w:jc w:val="left"/>
               <w:tblBorders>
                 <w:top w:val="single" w:color="auto" w:sz="4"/>
@@ -5351,7 +5975,7 @@
               <w:gridCol w:w="520"/>
               <w:gridCol w:w="700"/>
               <w:gridCol w:w="520"/>
-              <w:gridCol w:w="520"/>
+              <w:gridCol w:w="740"/>
             </w:tblGrid>
             <w:tr>
               <w:tc>
@@ -5492,7 +6116,7 @@
                       <w:sz w:val="26"/>
                       <w:szCs w:val="26"/>
                     </w:rPr>
-                    <w:t xml:space="preserve">-</w:t>
+                    <w:t xml:space="preserve">−</w:t>
                   </w:r>
                 </w:p>
               </w:tc>
@@ -5640,36 +6264,111 @@
               </w:tc>
               <w:tc>
                 <w:tcPr>
-                  <w:tcW w:type="dxa" w:w="520"/>
-                  <w:tcBorders>
-                    <w:top w:val="none" w:color="FFFFFF" w:sz="0"/>
-                    <w:left w:val="none" w:color="FFFFFF" w:sz="0"/>
-                    <w:bottom w:val="none" w:color="FFFFFF" w:sz="0"/>
-                    <w:right w:val="none" w:color="FFFFFF" w:sz="0"/>
-                  </w:tcBorders>
-                  <w:tcMar>
-                    <w:top w:type="dxa" w:w="30"/>
-                    <w:left w:type="dxa" w:w="10"/>
-                    <w:bottom w:type="dxa" w:w="30"/>
-                    <w:right w:type="dxa" w:w="10"/>
-                  </w:tcMar>
-                  <w:vAlign w:val="center"/>
-                </w:tcPr>
-                <w:p>
-                  <w:pPr>
-                    <w:jc w:val="center"/>
-                  </w:pPr>
-                  <w:r>
-                    <w:rPr>
-                      <w:b/>
-                      <w:bCs/>
-                      <w:color w:val="1A1A1A"/>
-                      <w:sz w:val="22"/>
-                      <w:szCs w:val="22"/>
-                    </w:rPr>
-                    <w:t xml:space="preserve">______</w:t>
-                  </w:r>
-                </w:p>
+                  <w:tcW w:type="dxa" w:w="740"/>
+                  <w:tcBorders>
+                    <w:top w:val="none" w:color="FFFFFF" w:sz="0"/>
+                    <w:left w:val="none" w:color="FFFFFF" w:sz="0"/>
+                    <w:bottom w:val="none" w:color="FFFFFF" w:sz="0"/>
+                    <w:right w:val="none" w:color="FFFFFF" w:sz="0"/>
+                  </w:tcBorders>
+                  <w:tcMar>
+                    <w:top w:type="dxa" w:w="30"/>
+                    <w:left w:type="dxa" w:w="20"/>
+                    <w:bottom w:type="dxa" w:w="30"/>
+                    <w:right w:type="dxa" w:w="20"/>
+                  </w:tcMar>
+                  <w:vAlign w:val="center"/>
+                </w:tcPr>
+                <w:tbl>
+                  <w:tblPr>
+                    <w:tblW w:type="dxa" w:w="640"/>
+                    <w:jc w:val="center"/>
+                    <w:tblBorders>
+                      <w:top w:val="single" w:color="auto" w:sz="4"/>
+                      <w:left w:val="single" w:color="auto" w:sz="4"/>
+                      <w:bottom w:val="single" w:color="auto" w:sz="4"/>
+                      <w:right w:val="single" w:color="auto" w:sz="4"/>
+                      <w:insideH w:val="none" w:color="FFFFFF" w:sz="0"/>
+                      <w:insideV w:val="single" w:color="auto" w:sz="4"/>
+                    </w:tblBorders>
+                  </w:tblPr>
+                  <w:tblGrid>
+                    <w:gridCol w:w="640"/>
+                  </w:tblGrid>
+                  <w:tr>
+                    <w:tc>
+                      <w:tcPr>
+                        <w:tcW w:type="dxa" w:w="520"/>
+                        <w:tcBorders>
+                          <w:top w:val="dashed" w:color="9AA3B5" w:sz="6"/>
+                          <w:left w:val="dashed" w:color="9AA3B5" w:sz="6"/>
+                          <w:bottom w:val="single" w:color="1A1A1A" w:sz="8"/>
+                          <w:right w:val="dashed" w:color="9AA3B5" w:sz="6"/>
+                        </w:tcBorders>
+                        <w:tcMar>
+                          <w:top w:type="dxa" w:w="0"/>
+                          <w:left w:type="dxa" w:w="30"/>
+                          <w:bottom w:type="dxa" w:w="0"/>
+                          <w:right w:type="dxa" w:w="30"/>
+                        </w:tcMar>
+                      </w:tcPr>
+                      <w:p>
+                        <w:pPr>
+                          <w:spacing w:after="0" w:line="250"/>
+                          <w:jc w:val="center"/>
+                        </w:pPr>
+                        <w:r>
+                          <w:rPr>
+                            <w:rFonts w:ascii="Consolas" w:cs="Consolas" w:eastAsia="Consolas" w:hAnsi="Consolas"/>
+                            <w:b/>
+                            <w:bCs/>
+                            <w:color w:val="1A1A1A"/>
+                            <w:sz w:val="26"/>
+                            <w:szCs w:val="26"/>
+                          </w:rPr>
+                          <w:t xml:space="preserve">   </w:t>
+                        </w:r>
+                      </w:p>
+                    </w:tc>
+                  </w:tr>
+                  <w:tr>
+                    <w:tc>
+                      <w:tcPr>
+                        <w:tcW w:type="dxa" w:w="520"/>
+                        <w:tcBorders>
+                          <w:top w:val="none" w:color="FFFFFF" w:sz="0"/>
+                          <w:left w:val="dashed" w:color="9AA3B5" w:sz="6"/>
+                          <w:bottom w:val="dashed" w:color="9AA3B5" w:sz="6"/>
+                          <w:right w:val="dashed" w:color="9AA3B5" w:sz="6"/>
+                        </w:tcBorders>
+                        <w:tcMar>
+                          <w:top w:type="dxa" w:w="0"/>
+                          <w:left w:type="dxa" w:w="30"/>
+                          <w:bottom w:type="dxa" w:w="0"/>
+                          <w:right w:type="dxa" w:w="30"/>
+                        </w:tcMar>
+                      </w:tcPr>
+                      <w:p>
+                        <w:pPr>
+                          <w:spacing w:after="0" w:line="250"/>
+                          <w:jc w:val="center"/>
+                        </w:pPr>
+                        <w:r>
+                          <w:rPr>
+                            <w:rFonts w:ascii="Consolas" w:cs="Consolas" w:eastAsia="Consolas" w:hAnsi="Consolas"/>
+                            <w:b/>
+                            <w:bCs/>
+                            <w:color w:val="1A1A1A"/>
+                            <w:sz w:val="26"/>
+                            <w:szCs w:val="26"/>
+                          </w:rPr>
+                          <w:t xml:space="preserve">   </w:t>
+                        </w:r>
+                      </w:p>
+                    </w:tc>
+                  </w:tr>
+                </w:tbl>
+                <w:p/>
               </w:tc>
             </w:tr>
           </w:tbl>
